--- a/徐霞客平台分阶段研究计划（我的任务）_V2.1.docx
+++ b/徐霞客平台分阶段研究计划（我的任务）_V2.1.docx
@@ -88,7 +88,7 @@
     </w:p>
     <w:tbl>
       <w:tblPr>
-        <w:tblStyle w:val="LightGrid-Accent1"/>
+        <w:tblStyle w:val="TableGrid"/>
         <w:tblW w:type="auto" w:w="0"/>
         <w:jc w:val="center"/>
         <w:tblLayout w:type="autofit"/>
@@ -103,6 +103,7 @@
         <w:tc>
           <w:tcPr>
             <w:tcW w:type="dxa" w:w="3022"/>
+            <w:shd w:val="clear" w:color="auto" w:fill="D9D9D9"/>
           </w:tcPr>
           <w:p>
             <w:pPr>
@@ -123,6 +124,7 @@
         <w:tc>
           <w:tcPr>
             <w:tcW w:type="dxa" w:w="3022"/>
+            <w:shd w:val="clear" w:color="auto" w:fill="D9D9D9"/>
           </w:tcPr>
           <w:p>
             <w:pPr>
@@ -143,6 +145,7 @@
         <w:tc>
           <w:tcPr>
             <w:tcW w:type="dxa" w:w="3022"/>
+            <w:shd w:val="clear" w:color="auto" w:fill="D9D9D9"/>
           </w:tcPr>
           <w:p>
             <w:pPr>
@@ -787,7 +790,7 @@
     </w:p>
     <w:tbl>
       <w:tblPr>
-        <w:tblStyle w:val="LightGrid-Accent1"/>
+        <w:tblStyle w:val="TableGrid"/>
         <w:tblW w:type="auto" w:w="0"/>
         <w:jc w:val="center"/>
         <w:tblLayout w:type="autofit"/>
@@ -801,6 +804,7 @@
         <w:tc>
           <w:tcPr>
             <w:tcW w:type="dxa" w:w="4533"/>
+            <w:shd w:val="clear" w:color="auto" w:fill="D9D9D9"/>
           </w:tcPr>
           <w:p>
             <w:pPr>
@@ -821,6 +825,7 @@
         <w:tc>
           <w:tcPr>
             <w:tcW w:type="dxa" w:w="4533"/>
+            <w:shd w:val="clear" w:color="auto" w:fill="D9D9D9"/>
           </w:tcPr>
           <w:p>
             <w:pPr>
@@ -1119,7 +1124,7 @@
     </w:p>
     <w:tbl>
       <w:tblPr>
-        <w:tblStyle w:val="LightGrid-Accent1"/>
+        <w:tblStyle w:val="TableGrid"/>
         <w:tblW w:type="auto" w:w="0"/>
         <w:jc w:val="center"/>
         <w:tblLayout w:type="autofit"/>
@@ -1134,6 +1139,7 @@
         <w:tc>
           <w:tcPr>
             <w:tcW w:type="dxa" w:w="3022"/>
+            <w:shd w:val="clear" w:color="auto" w:fill="D9D9D9"/>
           </w:tcPr>
           <w:p>
             <w:pPr>
@@ -1154,6 +1160,7 @@
         <w:tc>
           <w:tcPr>
             <w:tcW w:type="dxa" w:w="3022"/>
+            <w:shd w:val="clear" w:color="auto" w:fill="D9D9D9"/>
           </w:tcPr>
           <w:p>
             <w:pPr>
@@ -1174,6 +1181,7 @@
         <w:tc>
           <w:tcPr>
             <w:tcW w:type="dxa" w:w="3022"/>
+            <w:shd w:val="clear" w:color="auto" w:fill="D9D9D9"/>
           </w:tcPr>
           <w:p>
             <w:pPr>
@@ -1718,7 +1726,7 @@
     </w:p>
     <w:tbl>
       <w:tblPr>
-        <w:tblStyle w:val="LightGrid-Accent1"/>
+        <w:tblStyle w:val="TableGrid"/>
         <w:tblW w:type="auto" w:w="0"/>
         <w:jc w:val="center"/>
         <w:tblLayout w:type="autofit"/>
@@ -1735,6 +1743,7 @@
         <w:tc>
           <w:tcPr>
             <w:tcW w:type="dxa" w:w="1813"/>
+            <w:shd w:val="clear" w:color="auto" w:fill="D9D9D9"/>
           </w:tcPr>
           <w:p>
             <w:pPr>
@@ -1755,6 +1764,7 @@
         <w:tc>
           <w:tcPr>
             <w:tcW w:type="dxa" w:w="1813"/>
+            <w:shd w:val="clear" w:color="auto" w:fill="D9D9D9"/>
           </w:tcPr>
           <w:p>
             <w:pPr>
@@ -1775,6 +1785,7 @@
         <w:tc>
           <w:tcPr>
             <w:tcW w:type="dxa" w:w="1813"/>
+            <w:shd w:val="clear" w:color="auto" w:fill="D9D9D9"/>
           </w:tcPr>
           <w:p>
             <w:pPr>
@@ -1795,6 +1806,7 @@
         <w:tc>
           <w:tcPr>
             <w:tcW w:type="dxa" w:w="1813"/>
+            <w:shd w:val="clear" w:color="auto" w:fill="D9D9D9"/>
           </w:tcPr>
           <w:p>
             <w:pPr>
@@ -1815,6 +1827,7 @@
         <w:tc>
           <w:tcPr>
             <w:tcW w:type="dxa" w:w="1813"/>
+            <w:shd w:val="clear" w:color="auto" w:fill="D9D9D9"/>
           </w:tcPr>
           <w:p>
             <w:pPr>
@@ -2543,7 +2556,7 @@
     </w:p>
     <w:tbl>
       <w:tblPr>
-        <w:tblStyle w:val="LightGrid-Accent1"/>
+        <w:tblStyle w:val="TableGrid"/>
         <w:tblW w:type="auto" w:w="0"/>
         <w:jc w:val="center"/>
         <w:tblLayout w:type="autofit"/>
@@ -2560,6 +2573,7 @@
         <w:tc>
           <w:tcPr>
             <w:tcW w:type="dxa" w:w="1813"/>
+            <w:shd w:val="clear" w:color="auto" w:fill="D9D9D9"/>
           </w:tcPr>
           <w:p>
             <w:pPr>
@@ -2580,6 +2594,7 @@
         <w:tc>
           <w:tcPr>
             <w:tcW w:type="dxa" w:w="1813"/>
+            <w:shd w:val="clear" w:color="auto" w:fill="D9D9D9"/>
           </w:tcPr>
           <w:p>
             <w:pPr>
@@ -2600,6 +2615,7 @@
         <w:tc>
           <w:tcPr>
             <w:tcW w:type="dxa" w:w="1813"/>
+            <w:shd w:val="clear" w:color="auto" w:fill="D9D9D9"/>
           </w:tcPr>
           <w:p>
             <w:pPr>
@@ -2620,6 +2636,7 @@
         <w:tc>
           <w:tcPr>
             <w:tcW w:type="dxa" w:w="1813"/>
+            <w:shd w:val="clear" w:color="auto" w:fill="D9D9D9"/>
           </w:tcPr>
           <w:p>
             <w:pPr>
@@ -2640,6 +2657,7 @@
         <w:tc>
           <w:tcPr>
             <w:tcW w:type="dxa" w:w="1813"/>
+            <w:shd w:val="clear" w:color="auto" w:fill="D9D9D9"/>
           </w:tcPr>
           <w:p>
             <w:pPr>
@@ -3434,7 +3452,7 @@
     </w:p>
     <w:tbl>
       <w:tblPr>
-        <w:tblStyle w:val="LightGrid-Accent1"/>
+        <w:tblStyle w:val="TableGrid"/>
         <w:tblW w:type="auto" w:w="0"/>
         <w:jc w:val="center"/>
         <w:tblLayout w:type="autofit"/>
@@ -3449,6 +3467,7 @@
         <w:tc>
           <w:tcPr>
             <w:tcW w:type="dxa" w:w="3022"/>
+            <w:shd w:val="clear" w:color="auto" w:fill="D9D9D9"/>
           </w:tcPr>
           <w:p>
             <w:pPr>
@@ -3469,6 +3488,7 @@
         <w:tc>
           <w:tcPr>
             <w:tcW w:type="dxa" w:w="3022"/>
+            <w:shd w:val="clear" w:color="auto" w:fill="D9D9D9"/>
           </w:tcPr>
           <w:p>
             <w:pPr>
@@ -3489,6 +3509,7 @@
         <w:tc>
           <w:tcPr>
             <w:tcW w:type="dxa" w:w="3022"/>
+            <w:shd w:val="clear" w:color="auto" w:fill="D9D9D9"/>
           </w:tcPr>
           <w:p>
             <w:pPr>
@@ -4123,7 +4144,7 @@
     </w:p>
     <w:tbl>
       <w:tblPr>
-        <w:tblStyle w:val="LightGrid-Accent1"/>
+        <w:tblStyle w:val="TableGrid"/>
         <w:tblW w:type="auto" w:w="0"/>
         <w:jc w:val="center"/>
         <w:tblLayout w:type="autofit"/>
@@ -4138,6 +4159,7 @@
         <w:tc>
           <w:tcPr>
             <w:tcW w:type="dxa" w:w="3022"/>
+            <w:shd w:val="clear" w:color="auto" w:fill="D9D9D9"/>
           </w:tcPr>
           <w:p>
             <w:pPr>
@@ -4158,6 +4180,7 @@
         <w:tc>
           <w:tcPr>
             <w:tcW w:type="dxa" w:w="3022"/>
+            <w:shd w:val="clear" w:color="auto" w:fill="D9D9D9"/>
           </w:tcPr>
           <w:p>
             <w:pPr>
@@ -4178,6 +4201,7 @@
         <w:tc>
           <w:tcPr>
             <w:tcW w:type="dxa" w:w="3022"/>
+            <w:shd w:val="clear" w:color="auto" w:fill="D9D9D9"/>
           </w:tcPr>
           <w:p>
             <w:pPr>
@@ -4721,7 +4745,7 @@
     </w:p>
     <w:tbl>
       <w:tblPr>
-        <w:tblStyle w:val="LightGrid-Accent1"/>
+        <w:tblStyle w:val="TableGrid"/>
         <w:tblW w:type="auto" w:w="0"/>
         <w:jc w:val="center"/>
         <w:tblLayout w:type="autofit"/>
@@ -4735,6 +4759,7 @@
         <w:tc>
           <w:tcPr>
             <w:tcW w:type="dxa" w:w="4533"/>
+            <w:shd w:val="clear" w:color="auto" w:fill="D9D9D9"/>
           </w:tcPr>
           <w:p>
             <w:pPr>
@@ -4755,6 +4780,7 @@
         <w:tc>
           <w:tcPr>
             <w:tcW w:type="dxa" w:w="4533"/>
+            <w:shd w:val="clear" w:color="auto" w:fill="D9D9D9"/>
           </w:tcPr>
           <w:p>
             <w:pPr>
@@ -5016,7 +5042,7 @@
     </w:p>
     <w:tbl>
       <w:tblPr>
-        <w:tblStyle w:val="LightGrid-Accent1"/>
+        <w:tblStyle w:val="TableGrid"/>
         <w:tblW w:type="auto" w:w="0"/>
         <w:jc w:val="center"/>
         <w:tblLayout w:type="autofit"/>
@@ -5033,6 +5059,7 @@
         <w:tc>
           <w:tcPr>
             <w:tcW w:type="dxa" w:w="1813"/>
+            <w:shd w:val="clear" w:color="auto" w:fill="D9D9D9"/>
           </w:tcPr>
           <w:p>
             <w:pPr>
@@ -5053,6 +5080,7 @@
         <w:tc>
           <w:tcPr>
             <w:tcW w:type="dxa" w:w="1813"/>
+            <w:shd w:val="clear" w:color="auto" w:fill="D9D9D9"/>
           </w:tcPr>
           <w:p>
             <w:pPr>
@@ -5073,6 +5101,7 @@
         <w:tc>
           <w:tcPr>
             <w:tcW w:type="dxa" w:w="1813"/>
+            <w:shd w:val="clear" w:color="auto" w:fill="D9D9D9"/>
           </w:tcPr>
           <w:p>
             <w:pPr>
@@ -5093,6 +5122,7 @@
         <w:tc>
           <w:tcPr>
             <w:tcW w:type="dxa" w:w="1813"/>
+            <w:shd w:val="clear" w:color="auto" w:fill="D9D9D9"/>
           </w:tcPr>
           <w:p>
             <w:pPr>
@@ -5113,6 +5143,7 @@
         <w:tc>
           <w:tcPr>
             <w:tcW w:type="dxa" w:w="1813"/>
+            <w:shd w:val="clear" w:color="auto" w:fill="D9D9D9"/>
           </w:tcPr>
           <w:p>
             <w:pPr>
@@ -5978,7 +6009,7 @@
     </w:p>
     <w:tbl>
       <w:tblPr>
-        <w:tblStyle w:val="LightGrid-Accent1"/>
+        <w:tblStyle w:val="TableGrid"/>
         <w:tblW w:type="auto" w:w="0"/>
         <w:jc w:val="center"/>
         <w:tblLayout w:type="autofit"/>
@@ -5992,6 +6023,7 @@
         <w:tc>
           <w:tcPr>
             <w:tcW w:type="dxa" w:w="4533"/>
+            <w:shd w:val="clear" w:color="auto" w:fill="D9D9D9"/>
           </w:tcPr>
           <w:p>
             <w:pPr>
@@ -6012,6 +6044,7 @@
         <w:tc>
           <w:tcPr>
             <w:tcW w:type="dxa" w:w="4533"/>
+            <w:shd w:val="clear" w:color="auto" w:fill="D9D9D9"/>
           </w:tcPr>
           <w:p>
             <w:pPr>
@@ -6304,7 +6337,7 @@
     </w:p>
     <w:tbl>
       <w:tblPr>
-        <w:tblStyle w:val="LightGrid-Accent1"/>
+        <w:tblStyle w:val="TableGrid"/>
         <w:tblW w:type="auto" w:w="0"/>
         <w:jc w:val="center"/>
         <w:tblLayout w:type="autofit"/>
@@ -6318,6 +6351,7 @@
         <w:tc>
           <w:tcPr>
             <w:tcW w:type="dxa" w:w="4533"/>
+            <w:shd w:val="clear" w:color="auto" w:fill="D9D9D9"/>
           </w:tcPr>
           <w:p>
             <w:pPr>
@@ -6338,6 +6372,7 @@
         <w:tc>
           <w:tcPr>
             <w:tcW w:type="dxa" w:w="4533"/>
+            <w:shd w:val="clear" w:color="auto" w:fill="D9D9D9"/>
           </w:tcPr>
           <w:p>
             <w:pPr>
@@ -6585,7 +6620,7 @@
     </w:p>
     <w:tbl>
       <w:tblPr>
-        <w:tblStyle w:val="LightGrid-Accent1"/>
+        <w:tblStyle w:val="TableGrid"/>
         <w:tblW w:type="auto" w:w="0"/>
         <w:jc w:val="center"/>
         <w:tblLayout w:type="autofit"/>
@@ -6602,6 +6637,7 @@
         <w:tc>
           <w:tcPr>
             <w:tcW w:type="dxa" w:w="1813"/>
+            <w:shd w:val="clear" w:color="auto" w:fill="D9D9D9"/>
           </w:tcPr>
           <w:p>
             <w:pPr>
@@ -6622,6 +6658,7 @@
         <w:tc>
           <w:tcPr>
             <w:tcW w:type="dxa" w:w="1813"/>
+            <w:shd w:val="clear" w:color="auto" w:fill="D9D9D9"/>
           </w:tcPr>
           <w:p>
             <w:pPr>
@@ -6642,6 +6679,7 @@
         <w:tc>
           <w:tcPr>
             <w:tcW w:type="dxa" w:w="1813"/>
+            <w:shd w:val="clear" w:color="auto" w:fill="D9D9D9"/>
           </w:tcPr>
           <w:p>
             <w:pPr>
@@ -6662,6 +6700,7 @@
         <w:tc>
           <w:tcPr>
             <w:tcW w:type="dxa" w:w="1813"/>
+            <w:shd w:val="clear" w:color="auto" w:fill="D9D9D9"/>
           </w:tcPr>
           <w:p>
             <w:pPr>
@@ -6682,6 +6721,7 @@
         <w:tc>
           <w:tcPr>
             <w:tcW w:type="dxa" w:w="1813"/>
+            <w:shd w:val="clear" w:color="auto" w:fill="D9D9D9"/>
           </w:tcPr>
           <w:p>
             <w:pPr>
@@ -7373,7 +7413,7 @@
     </w:p>
     <w:tbl>
       <w:tblPr>
-        <w:tblStyle w:val="LightGrid-Accent1"/>
+        <w:tblStyle w:val="TableGrid"/>
         <w:tblW w:type="auto" w:w="0"/>
         <w:jc w:val="center"/>
         <w:tblLayout w:type="autofit"/>
@@ -7390,6 +7430,7 @@
         <w:tc>
           <w:tcPr>
             <w:tcW w:type="dxa" w:w="1813"/>
+            <w:shd w:val="clear" w:color="auto" w:fill="D9D9D9"/>
           </w:tcPr>
           <w:p>
             <w:pPr>
@@ -7410,6 +7451,7 @@
         <w:tc>
           <w:tcPr>
             <w:tcW w:type="dxa" w:w="1813"/>
+            <w:shd w:val="clear" w:color="auto" w:fill="D9D9D9"/>
           </w:tcPr>
           <w:p>
             <w:pPr>
@@ -7430,6 +7472,7 @@
         <w:tc>
           <w:tcPr>
             <w:tcW w:type="dxa" w:w="1813"/>
+            <w:shd w:val="clear" w:color="auto" w:fill="D9D9D9"/>
           </w:tcPr>
           <w:p>
             <w:pPr>
@@ -7450,6 +7493,7 @@
         <w:tc>
           <w:tcPr>
             <w:tcW w:type="dxa" w:w="1813"/>
+            <w:shd w:val="clear" w:color="auto" w:fill="D9D9D9"/>
           </w:tcPr>
           <w:p>
             <w:pPr>
@@ -7470,6 +7514,7 @@
         <w:tc>
           <w:tcPr>
             <w:tcW w:type="dxa" w:w="1813"/>
+            <w:shd w:val="clear" w:color="auto" w:fill="D9D9D9"/>
           </w:tcPr>
           <w:p>
             <w:pPr>
@@ -8365,7 +8410,7 @@
     </w:p>
     <w:tbl>
       <w:tblPr>
-        <w:tblStyle w:val="LightGrid-Accent1"/>
+        <w:tblStyle w:val="TableGrid"/>
         <w:tblW w:type="auto" w:w="0"/>
         <w:jc w:val="center"/>
         <w:tblLayout w:type="autofit"/>
@@ -8382,6 +8427,7 @@
         <w:tc>
           <w:tcPr>
             <w:tcW w:type="dxa" w:w="1813"/>
+            <w:shd w:val="clear" w:color="auto" w:fill="D9D9D9"/>
           </w:tcPr>
           <w:p>
             <w:pPr>
@@ -8402,6 +8448,7 @@
         <w:tc>
           <w:tcPr>
             <w:tcW w:type="dxa" w:w="1813"/>
+            <w:shd w:val="clear" w:color="auto" w:fill="D9D9D9"/>
           </w:tcPr>
           <w:p>
             <w:pPr>
@@ -8422,6 +8469,7 @@
         <w:tc>
           <w:tcPr>
             <w:tcW w:type="dxa" w:w="1813"/>
+            <w:shd w:val="clear" w:color="auto" w:fill="D9D9D9"/>
           </w:tcPr>
           <w:p>
             <w:pPr>
@@ -8442,6 +8490,7 @@
         <w:tc>
           <w:tcPr>
             <w:tcW w:type="dxa" w:w="1813"/>
+            <w:shd w:val="clear" w:color="auto" w:fill="D9D9D9"/>
           </w:tcPr>
           <w:p>
             <w:pPr>
@@ -8462,6 +8511,7 @@
         <w:tc>
           <w:tcPr>
             <w:tcW w:type="dxa" w:w="1813"/>
+            <w:shd w:val="clear" w:color="auto" w:fill="D9D9D9"/>
           </w:tcPr>
           <w:p>
             <w:pPr>
@@ -9040,7 +9090,7 @@
     </w:p>
     <w:tbl>
       <w:tblPr>
-        <w:tblStyle w:val="LightGrid-Accent1"/>
+        <w:tblStyle w:val="TableGrid"/>
         <w:tblW w:type="auto" w:w="0"/>
         <w:jc w:val="center"/>
         <w:tblLayout w:type="autofit"/>
@@ -9056,6 +9106,7 @@
         <w:tc>
           <w:tcPr>
             <w:tcW w:type="dxa" w:w="2266"/>
+            <w:shd w:val="clear" w:color="auto" w:fill="D9D9D9"/>
           </w:tcPr>
           <w:p>
             <w:pPr>
@@ -9076,6 +9127,7 @@
         <w:tc>
           <w:tcPr>
             <w:tcW w:type="dxa" w:w="2266"/>
+            <w:shd w:val="clear" w:color="auto" w:fill="D9D9D9"/>
           </w:tcPr>
           <w:p>
             <w:pPr>
@@ -9096,6 +9148,7 @@
         <w:tc>
           <w:tcPr>
             <w:tcW w:type="dxa" w:w="2266"/>
+            <w:shd w:val="clear" w:color="auto" w:fill="D9D9D9"/>
           </w:tcPr>
           <w:p>
             <w:pPr>
@@ -9116,6 +9169,7 @@
         <w:tc>
           <w:tcPr>
             <w:tcW w:type="dxa" w:w="2266"/>
+            <w:shd w:val="clear" w:color="auto" w:fill="D9D9D9"/>
           </w:tcPr>
           <w:p>
             <w:pPr>
@@ -9656,7 +9710,7 @@
     </w:p>
     <w:tbl>
       <w:tblPr>
-        <w:tblStyle w:val="LightGrid-Accent1"/>
+        <w:tblStyle w:val="TableGrid"/>
         <w:tblW w:type="auto" w:w="0"/>
         <w:jc w:val="center"/>
         <w:tblLayout w:type="autofit"/>
@@ -9670,6 +9724,7 @@
         <w:tc>
           <w:tcPr>
             <w:tcW w:type="dxa" w:w="4533"/>
+            <w:shd w:val="clear" w:color="auto" w:fill="D9D9D9"/>
           </w:tcPr>
           <w:p>
             <w:pPr>
@@ -9690,6 +9745,7 @@
         <w:tc>
           <w:tcPr>
             <w:tcW w:type="dxa" w:w="4533"/>
+            <w:shd w:val="clear" w:color="auto" w:fill="D9D9D9"/>
           </w:tcPr>
           <w:p>
             <w:pPr>
